--- a/Docs/Presentazione_TrenIno_v4.docx
+++ b/Docs/Presentazione_TrenIno_v4.docx
@@ -1,6 +1,6 @@
 
 <file path=word/document.xml><?xml version="1.0" encoding="utf-8"?>
-<w:document xmlns:wpc="http://schemas.microsoft.com/office/word/2010/wordprocessingCanvas" xmlns:cx="http://schemas.microsoft.com/office/drawing/2014/chartex" xmlns:cx1="http://schemas.microsoft.com/office/drawing/2015/9/8/chartex" xmlns:cx2="http://schemas.microsoft.com/office/drawing/2015/10/21/chartex" xmlns:cx3="http://schemas.microsoft.com/office/drawing/2016/5/9/chartex" xmlns:cx4="http://schemas.microsoft.com/office/drawing/2016/5/10/chartex" xmlns:cx5="http://schemas.microsoft.com/office/drawing/2016/5/11/chartex" xmlns:cx6="http://schemas.microsoft.com/office/drawing/2016/5/12/chartex" xmlns:cx7="http://schemas.microsoft.com/office/drawing/2016/5/13/chartex" xmlns:cx8="http://schemas.microsoft.com/office/drawing/2016/5/14/chartex" xmlns:mc="http://schemas.openxmlformats.org/markup-compatibility/2006" xmlns:aink="http://schemas.microsoft.com/office/drawing/2016/ink" xmlns:am3d="http://schemas.microsoft.com/office/drawing/2017/model3d" xmlns:o="urn:schemas-microsoft-com:office:office" xmlns:r="http://schemas.openxmlformats.org/officeDocument/2006/relationships" xmlns:m="http://schemas.openxmlformats.org/officeDocument/2006/math" xmlns:v="urn:schemas-microsoft-com:vml" xmlns:wp14="http://schemas.microsoft.com/office/word/2010/wordprocessingDrawing" xmlns:wp="http://schemas.openxmlformats.org/drawingml/2006/wordprocessingDrawing" xmlns:w10="urn:schemas-microsoft-com:office:word" xmlns:w="http://schemas.openxmlformats.org/wordprocessingml/2006/main" xmlns:w14="http://schemas.microsoft.com/office/word/2010/wordml" xmlns:w15="http://schemas.microsoft.com/office/word/2012/wordml" xmlns:w16cex="http://schemas.microsoft.com/office/word/2018/wordml/cex" xmlns:w16cid="http://schemas.microsoft.com/office/word/2016/wordml/cid" xmlns:w16="http://schemas.microsoft.com/office/word/2018/wordml" xmlns:w16sdtdh="http://schemas.microsoft.com/office/word/2020/wordml/sdtdatahash" xmlns:w16se="http://schemas.microsoft.com/office/word/2015/wordml/symex" xmlns:wpg="http://schemas.microsoft.com/office/word/2010/wordprocessingGroup" xmlns:wpi="http://schemas.microsoft.com/office/word/2010/wordprocessingInk" xmlns:wne="http://schemas.microsoft.com/office/word/2006/wordml" xmlns:wps="http://schemas.microsoft.com/office/word/2010/wordprocessingShape" mc:Ignorable="w14 w15 w16se w16cid w16 w16cex w16sdtdh wp14">
+<w:document xmlns:wpc="http://schemas.microsoft.com/office/word/2010/wordprocessingCanvas" xmlns:cx="http://schemas.microsoft.com/office/drawing/2014/chartex" xmlns:cx1="http://schemas.microsoft.com/office/drawing/2015/9/8/chartex" xmlns:cx2="http://schemas.microsoft.com/office/drawing/2015/10/21/chartex" xmlns:cx3="http://schemas.microsoft.com/office/drawing/2016/5/9/chartex" xmlns:cx4="http://schemas.microsoft.com/office/drawing/2016/5/10/chartex" xmlns:cx5="http://schemas.microsoft.com/office/drawing/2016/5/11/chartex" xmlns:cx6="http://schemas.microsoft.com/office/drawing/2016/5/12/chartex" xmlns:cx7="http://schemas.microsoft.com/office/drawing/2016/5/13/chartex" xmlns:cx8="http://schemas.microsoft.com/office/drawing/2016/5/14/chartex" xmlns:mc="http://schemas.openxmlformats.org/markup-compatibility/2006" xmlns:aink="http://schemas.microsoft.com/office/drawing/2016/ink" xmlns:am3d="http://schemas.microsoft.com/office/drawing/2017/model3d" xmlns:o="urn:schemas-microsoft-com:office:office" xmlns:oel="http://schemas.microsoft.com/office/2019/extlst" xmlns:r="http://schemas.openxmlformats.org/officeDocument/2006/relationships" xmlns:m="http://schemas.openxmlformats.org/officeDocument/2006/math" xmlns:v="urn:schemas-microsoft-com:vml" xmlns:wp14="http://schemas.microsoft.com/office/word/2010/wordprocessingDrawing" xmlns:wp="http://schemas.openxmlformats.org/drawingml/2006/wordprocessingDrawing" xmlns:w10="urn:schemas-microsoft-com:office:word" xmlns:w="http://schemas.openxmlformats.org/wordprocessingml/2006/main" xmlns:w14="http://schemas.microsoft.com/office/word/2010/wordml" xmlns:w15="http://schemas.microsoft.com/office/word/2012/wordml" xmlns:w16cex="http://schemas.microsoft.com/office/word/2018/wordml/cex" xmlns:w16cid="http://schemas.microsoft.com/office/word/2016/wordml/cid" xmlns:w16="http://schemas.microsoft.com/office/word/2018/wordml" xmlns:w16sdtdh="http://schemas.microsoft.com/office/word/2020/wordml/sdtdatahash" xmlns:w16se="http://schemas.microsoft.com/office/word/2015/wordml/symex" xmlns:wpg="http://schemas.microsoft.com/office/word/2010/wordprocessingGroup" xmlns:wpi="http://schemas.microsoft.com/office/word/2010/wordprocessingInk" xmlns:wne="http://schemas.microsoft.com/office/word/2006/wordml" xmlns:wps="http://schemas.microsoft.com/office/word/2010/wordprocessingShape" mc:Ignorable="w14 w15 w16se w16cid w16 w16cex w16sdtdh wp14">
   <w:body>
     <w:p>
       <w:pPr>
@@ -900,6 +900,7 @@
     <w:p>
       <w:pPr>
         <w:rPr>
+          <w:rFonts w:cstheme="minorHAnsi"/>
           <w:sz w:val="28"/>
           <w:szCs w:val="28"/>
           <w:u w:val="single"/>
@@ -1193,10 +1194,185 @@
           <w:sz w:val="28"/>
           <w:szCs w:val="28"/>
         </w:rPr>
+        <w:t xml:space="preserve"> </w:t>
+      </w:r>
+      <w:r>
+        <w:rPr>
+          <w:rFonts w:cstheme="minorHAnsi"/>
+          <w:color w:val="050505"/>
+          <w:sz w:val="28"/>
+          <w:szCs w:val="28"/>
+          <w:shd w:val="clear" w:color="auto" w:fill="FFFFFF"/>
+        </w:rPr>
+        <w:t>grazie ad un controller </w:t>
+      </w:r>
+      <w:r>
+        <w:rPr>
+          <w:rFonts w:cstheme="minorHAnsi"/>
+          <w:b/>
+          <w:bCs/>
+          <w:color w:val="050505"/>
+          <w:sz w:val="28"/>
+          <w:szCs w:val="28"/>
+          <w:shd w:val="clear" w:color="auto" w:fill="FFFFFF"/>
+        </w:rPr>
+        <w:t>ATOM Matrix ESP32 </w:t>
+      </w:r>
+      <w:r>
+        <w:rPr>
+          <w:rFonts w:cstheme="minorHAnsi"/>
+          <w:color w:val="050505"/>
+          <w:sz w:val="28"/>
+          <w:szCs w:val="28"/>
+          <w:shd w:val="clear" w:color="auto" w:fill="FFFFFF"/>
+        </w:rPr>
+        <w:t>e</w:t>
+      </w:r>
+      <w:r>
+        <w:rPr>
+          <w:rFonts w:cstheme="minorHAnsi"/>
+          <w:color w:val="050505"/>
+          <w:sz w:val="28"/>
+          <w:szCs w:val="28"/>
+          <w:shd w:val="clear" w:color="auto" w:fill="FFFFFF"/>
+        </w:rPr>
+        <w:t xml:space="preserve"> la</w:t>
+      </w:r>
+      <w:r>
+        <w:rPr>
+          <w:rFonts w:cstheme="minorHAnsi"/>
+          <w:color w:val="050505"/>
+          <w:sz w:val="28"/>
+          <w:szCs w:val="28"/>
+          <w:shd w:val="clear" w:color="auto" w:fill="FFFFFF"/>
+        </w:rPr>
+        <w:t xml:space="preserve"> libreria </w:t>
+      </w:r>
+      <w:proofErr w:type="spellStart"/>
+      <w:r>
+        <w:rPr>
+          <w:rFonts w:cstheme="minorHAnsi"/>
+          <w:b/>
+          <w:bCs/>
+          <w:color w:val="050505"/>
+          <w:sz w:val="28"/>
+          <w:szCs w:val="28"/>
+          <w:shd w:val="clear" w:color="auto" w:fill="FFFFFF"/>
+        </w:rPr>
+        <w:t>legoino</w:t>
+      </w:r>
+      <w:proofErr w:type="spellEnd"/>
+      <w:r>
+        <w:rPr>
+          <w:rFonts w:cstheme="minorHAnsi"/>
+          <w:color w:val="050505"/>
+          <w:sz w:val="28"/>
+          <w:szCs w:val="28"/>
+          <w:shd w:val="clear" w:color="auto" w:fill="FFFFFF"/>
+        </w:rPr>
+        <w:t xml:space="preserve"> di Cornelius </w:t>
+      </w:r>
+      <w:proofErr w:type="spellStart"/>
+      <w:r>
+        <w:rPr>
+          <w:rFonts w:cstheme="minorHAnsi"/>
+          <w:color w:val="050505"/>
+          <w:sz w:val="28"/>
+          <w:szCs w:val="28"/>
+          <w:shd w:val="clear" w:color="auto" w:fill="FFFFFF"/>
+        </w:rPr>
+        <w:t>Munz</w:t>
+      </w:r>
+      <w:proofErr w:type="spellEnd"/>
+      <w:r>
+        <w:rPr>
+          <w:rFonts w:cstheme="minorHAnsi"/>
+          <w:color w:val="050505"/>
+          <w:sz w:val="28"/>
+          <w:szCs w:val="28"/>
+          <w:shd w:val="clear" w:color="auto" w:fill="FFFFFF"/>
+        </w:rPr>
         <w:t>.</w:t>
       </w:r>
     </w:p>
     <w:p>
+      <w:r>
+        <w:rPr>
+          <w:noProof/>
+          <w:sz w:val="36"/>
+          <w:szCs w:val="36"/>
+        </w:rPr>
+        <w:drawing>
+          <wp:anchor distT="0" distB="0" distL="114300" distR="114300" simplePos="0" relativeHeight="251664384" behindDoc="1" locked="0" layoutInCell="1" allowOverlap="1" wp14:anchorId="4A9681E2" wp14:editId="4B0DA6AA">
+            <wp:simplePos x="0" y="0"/>
+            <wp:positionH relativeFrom="column">
+              <wp:posOffset>7886700</wp:posOffset>
+            </wp:positionH>
+            <wp:positionV relativeFrom="paragraph">
+              <wp:posOffset>663575</wp:posOffset>
+            </wp:positionV>
+            <wp:extent cx="1152525" cy="1152525"/>
+            <wp:effectExtent l="0" t="0" r="9525" b="9525"/>
+            <wp:wrapTight wrapText="bothSides">
+              <wp:wrapPolygon edited="0">
+                <wp:start x="0" y="0"/>
+                <wp:lineTo x="0" y="21421"/>
+                <wp:lineTo x="21421" y="21421"/>
+                <wp:lineTo x="21421" y="0"/>
+                <wp:lineTo x="0" y="0"/>
+              </wp:wrapPolygon>
+            </wp:wrapTight>
+            <wp:docPr id="8" name="Immagine 8" descr="C:\Users\stefano.ferrara\Google Drive\Mezza9Lab\M9LAB_LOGO_HD.png"/>
+            <wp:cNvGraphicFramePr>
+              <a:graphicFrameLocks xmlns:a="http://schemas.openxmlformats.org/drawingml/2006/main" noChangeAspect="1"/>
+            </wp:cNvGraphicFramePr>
+            <a:graphic xmlns:a="http://schemas.openxmlformats.org/drawingml/2006/main">
+              <a:graphicData uri="http://schemas.openxmlformats.org/drawingml/2006/picture">
+                <pic:pic xmlns:pic="http://schemas.openxmlformats.org/drawingml/2006/picture">
+                  <pic:nvPicPr>
+                    <pic:cNvPr id="0" name="Picture 3" descr="C:\Users\stefano.ferrara\Google Drive\Mezza9Lab\M9LAB_LOGO_HD.png"/>
+                    <pic:cNvPicPr>
+                      <a:picLocks noChangeAspect="1" noChangeArrowheads="1"/>
+                    </pic:cNvPicPr>
+                  </pic:nvPicPr>
+                  <pic:blipFill>
+                    <a:blip r:embed="rId5" cstate="print">
+                      <a:extLst>
+                        <a:ext uri="{28A0092B-C50C-407E-A947-70E740481C1C}">
+                          <a14:useLocalDpi xmlns:a14="http://schemas.microsoft.com/office/drawing/2010/main" val="0"/>
+                        </a:ext>
+                      </a:extLst>
+                    </a:blip>
+                    <a:srcRect/>
+                    <a:stretch>
+                      <a:fillRect/>
+                    </a:stretch>
+                  </pic:blipFill>
+                  <pic:spPr bwMode="auto">
+                    <a:xfrm>
+                      <a:off x="0" y="0"/>
+                      <a:ext cx="1152525" cy="1152525"/>
+                    </a:xfrm>
+                    <a:prstGeom prst="rect">
+                      <a:avLst/>
+                    </a:prstGeom>
+                    <a:noFill/>
+                    <a:ln>
+                      <a:noFill/>
+                    </a:ln>
+                  </pic:spPr>
+                </pic:pic>
+              </a:graphicData>
+            </a:graphic>
+            <wp14:sizeRelH relativeFrom="margin">
+              <wp14:pctWidth>0</wp14:pctWidth>
+            </wp14:sizeRelH>
+            <wp14:sizeRelV relativeFrom="margin">
+              <wp14:pctHeight>0</wp14:pctHeight>
+            </wp14:sizeRelV>
+          </wp:anchor>
+        </w:drawing>
+      </w:r>
       <w:r>
         <w:rPr>
           <w:b/>
@@ -1237,7 +1413,7 @@
                     </pic:cNvPicPr>
                   </pic:nvPicPr>
                   <pic:blipFill>
-                    <a:blip r:embed="rId5">
+                    <a:blip r:embed="rId6">
                       <a:extLst>
                         <a:ext uri="{28A0092B-C50C-407E-A947-70E740481C1C}">
                           <a14:useLocalDpi xmlns:a14="http://schemas.microsoft.com/office/drawing/2010/main" val="0"/>
@@ -1306,7 +1482,7 @@
                     </pic:cNvPicPr>
                   </pic:nvPicPr>
                   <pic:blipFill>
-                    <a:blip r:embed="rId6">
+                    <a:blip r:embed="rId7">
                       <a:extLst>
                         <a:ext uri="{28A0092B-C50C-407E-A947-70E740481C1C}">
                           <a14:useLocalDpi xmlns:a14="http://schemas.microsoft.com/office/drawing/2010/main" val="0"/>
@@ -1350,7 +1526,7 @@
           <w:szCs w:val="36"/>
         </w:rPr>
         <w:drawing>
-          <wp:anchor distT="0" distB="0" distL="114300" distR="114300" simplePos="0" relativeHeight="251663360" behindDoc="1" locked="0" layoutInCell="1" allowOverlap="1" wp14:anchorId="3A12C99D" wp14:editId="7DCD5DDA">
+          <wp:anchor distT="0" distB="0" distL="114300" distR="114300" simplePos="0" relativeHeight="251663360" behindDoc="1" locked="0" layoutInCell="1" allowOverlap="1" wp14:anchorId="3A12C99D" wp14:editId="45F76C38">
             <wp:simplePos x="0" y="0"/>
             <wp:positionH relativeFrom="margin">
               <wp:posOffset>9525</wp:posOffset>
@@ -1383,7 +1559,7 @@
                     </pic:cNvPicPr>
                   </pic:nvPicPr>
                   <pic:blipFill>
-                    <a:blip r:embed="rId7">
+                    <a:blip r:embed="rId8">
                       <a:extLst>
                         <a:ext uri="{28A0092B-C50C-407E-A947-70E740481C1C}">
                           <a14:useLocalDpi xmlns:a14="http://schemas.microsoft.com/office/drawing/2010/main" val="0"/>
@@ -1399,83 +1575,6 @@
                     <a:xfrm>
                       <a:off x="0" y="0"/>
                       <a:ext cx="1333500" cy="1333500"/>
-                    </a:xfrm>
-                    <a:prstGeom prst="rect">
-                      <a:avLst/>
-                    </a:prstGeom>
-                    <a:noFill/>
-                    <a:ln>
-                      <a:noFill/>
-                    </a:ln>
-                  </pic:spPr>
-                </pic:pic>
-              </a:graphicData>
-            </a:graphic>
-            <wp14:sizeRelH relativeFrom="margin">
-              <wp14:pctWidth>0</wp14:pctWidth>
-            </wp14:sizeRelH>
-            <wp14:sizeRelV relativeFrom="margin">
-              <wp14:pctHeight>0</wp14:pctHeight>
-            </wp14:sizeRelV>
-          </wp:anchor>
-        </w:drawing>
-      </w:r>
-      <w:r>
-        <w:rPr>
-          <w:noProof/>
-          <w:sz w:val="36"/>
-          <w:szCs w:val="36"/>
-        </w:rPr>
-        <w:drawing>
-          <wp:anchor distT="0" distB="0" distL="114300" distR="114300" simplePos="0" relativeHeight="251664384" behindDoc="1" locked="0" layoutInCell="1" allowOverlap="1" wp14:anchorId="4A9681E2" wp14:editId="0B01A787">
-            <wp:simplePos x="0" y="0"/>
-            <wp:positionH relativeFrom="column">
-              <wp:posOffset>7981950</wp:posOffset>
-            </wp:positionH>
-            <wp:positionV relativeFrom="paragraph">
-              <wp:posOffset>1934845</wp:posOffset>
-            </wp:positionV>
-            <wp:extent cx="1162050" cy="1162050"/>
-            <wp:effectExtent l="0" t="0" r="0" b="0"/>
-            <wp:wrapTight wrapText="bothSides">
-              <wp:wrapPolygon edited="0">
-                <wp:start x="0" y="0"/>
-                <wp:lineTo x="0" y="21246"/>
-                <wp:lineTo x="21246" y="21246"/>
-                <wp:lineTo x="21246" y="0"/>
-                <wp:lineTo x="0" y="0"/>
-              </wp:wrapPolygon>
-            </wp:wrapTight>
-            <wp:docPr id="8" name="Immagine 8" descr="C:\Users\stefano.ferrara\Google Drive\Mezza9Lab\M9LAB_LOGO_HD.png"/>
-            <wp:cNvGraphicFramePr>
-              <a:graphicFrameLocks xmlns:a="http://schemas.openxmlformats.org/drawingml/2006/main" noChangeAspect="1"/>
-            </wp:cNvGraphicFramePr>
-            <a:graphic xmlns:a="http://schemas.openxmlformats.org/drawingml/2006/main">
-              <a:graphicData uri="http://schemas.openxmlformats.org/drawingml/2006/picture">
-                <pic:pic xmlns:pic="http://schemas.openxmlformats.org/drawingml/2006/picture">
-                  <pic:nvPicPr>
-                    <pic:cNvPr id="0" name="Picture 3" descr="C:\Users\stefano.ferrara\Google Drive\Mezza9Lab\M9LAB_LOGO_HD.png"/>
-                    <pic:cNvPicPr>
-                      <a:picLocks noChangeAspect="1" noChangeArrowheads="1"/>
-                    </pic:cNvPicPr>
-                  </pic:nvPicPr>
-                  <pic:blipFill>
-                    <a:blip r:embed="rId8" cstate="print">
-                      <a:extLst>
-                        <a:ext uri="{28A0092B-C50C-407E-A947-70E740481C1C}">
-                          <a14:useLocalDpi xmlns:a14="http://schemas.microsoft.com/office/drawing/2010/main" val="0"/>
-                        </a:ext>
-                      </a:extLst>
-                    </a:blip>
-                    <a:srcRect/>
-                    <a:stretch>
-                      <a:fillRect/>
-                    </a:stretch>
-                  </pic:blipFill>
-                  <pic:spPr bwMode="auto">
-                    <a:xfrm>
-                      <a:off x="0" y="0"/>
-                      <a:ext cx="1162050" cy="1162050"/>
                     </a:xfrm>
                     <a:prstGeom prst="rect">
                       <a:avLst/>

--- a/Docs/Presentazione_TrenIno_v4.docx
+++ b/Docs/Presentazione_TrenIno_v4.docx
@@ -1,6 +1,6 @@
 
 <file path=word/document.xml><?xml version="1.0" encoding="utf-8"?>
-<w:document xmlns:wpc="http://schemas.microsoft.com/office/word/2010/wordprocessingCanvas" xmlns:cx="http://schemas.microsoft.com/office/drawing/2014/chartex" xmlns:cx1="http://schemas.microsoft.com/office/drawing/2015/9/8/chartex" xmlns:cx2="http://schemas.microsoft.com/office/drawing/2015/10/21/chartex" xmlns:cx3="http://schemas.microsoft.com/office/drawing/2016/5/9/chartex" xmlns:cx4="http://schemas.microsoft.com/office/drawing/2016/5/10/chartex" xmlns:cx5="http://schemas.microsoft.com/office/drawing/2016/5/11/chartex" xmlns:cx6="http://schemas.microsoft.com/office/drawing/2016/5/12/chartex" xmlns:cx7="http://schemas.microsoft.com/office/drawing/2016/5/13/chartex" xmlns:cx8="http://schemas.microsoft.com/office/drawing/2016/5/14/chartex" xmlns:mc="http://schemas.openxmlformats.org/markup-compatibility/2006" xmlns:aink="http://schemas.microsoft.com/office/drawing/2016/ink" xmlns:am3d="http://schemas.microsoft.com/office/drawing/2017/model3d" xmlns:o="urn:schemas-microsoft-com:office:office" xmlns:oel="http://schemas.microsoft.com/office/2019/extlst" xmlns:r="http://schemas.openxmlformats.org/officeDocument/2006/relationships" xmlns:m="http://schemas.openxmlformats.org/officeDocument/2006/math" xmlns:v="urn:schemas-microsoft-com:vml" xmlns:wp14="http://schemas.microsoft.com/office/word/2010/wordprocessingDrawing" xmlns:wp="http://schemas.openxmlformats.org/drawingml/2006/wordprocessingDrawing" xmlns:w10="urn:schemas-microsoft-com:office:word" xmlns:w="http://schemas.openxmlformats.org/wordprocessingml/2006/main" xmlns:w14="http://schemas.microsoft.com/office/word/2010/wordml" xmlns:w15="http://schemas.microsoft.com/office/word/2012/wordml" xmlns:w16cex="http://schemas.microsoft.com/office/word/2018/wordml/cex" xmlns:w16cid="http://schemas.microsoft.com/office/word/2016/wordml/cid" xmlns:w16="http://schemas.microsoft.com/office/word/2018/wordml" xmlns:w16sdtdh="http://schemas.microsoft.com/office/word/2020/wordml/sdtdatahash" xmlns:w16se="http://schemas.microsoft.com/office/word/2015/wordml/symex" xmlns:wpg="http://schemas.microsoft.com/office/word/2010/wordprocessingGroup" xmlns:wpi="http://schemas.microsoft.com/office/word/2010/wordprocessingInk" xmlns:wne="http://schemas.microsoft.com/office/word/2006/wordml" xmlns:wps="http://schemas.microsoft.com/office/word/2010/wordprocessingShape" mc:Ignorable="w14 w15 w16se w16cid w16 w16cex w16sdtdh wp14">
+<w:document xmlns:wpc="http://schemas.microsoft.com/office/word/2010/wordprocessingCanvas" xmlns:cx="http://schemas.microsoft.com/office/drawing/2014/chartex" xmlns:cx1="http://schemas.microsoft.com/office/drawing/2015/9/8/chartex" xmlns:cx2="http://schemas.microsoft.com/office/drawing/2015/10/21/chartex" xmlns:cx3="http://schemas.microsoft.com/office/drawing/2016/5/9/chartex" xmlns:cx4="http://schemas.microsoft.com/office/drawing/2016/5/10/chartex" xmlns:cx5="http://schemas.microsoft.com/office/drawing/2016/5/11/chartex" xmlns:cx6="http://schemas.microsoft.com/office/drawing/2016/5/12/chartex" xmlns:cx7="http://schemas.microsoft.com/office/drawing/2016/5/13/chartex" xmlns:cx8="http://schemas.microsoft.com/office/drawing/2016/5/14/chartex" xmlns:mc="http://schemas.openxmlformats.org/markup-compatibility/2006" xmlns:aink="http://schemas.microsoft.com/office/drawing/2016/ink" xmlns:am3d="http://schemas.microsoft.com/office/drawing/2017/model3d" xmlns:o="urn:schemas-microsoft-com:office:office" xmlns:oel="http://schemas.microsoft.com/office/2019/extlst" xmlns:r="http://schemas.openxmlformats.org/officeDocument/2006/relationships" xmlns:m="http://schemas.openxmlformats.org/officeDocument/2006/math" xmlns:v="urn:schemas-microsoft-com:vml" xmlns:wp14="http://schemas.microsoft.com/office/word/2010/wordprocessingDrawing" xmlns:wp="http://schemas.openxmlformats.org/drawingml/2006/wordprocessingDrawing" xmlns:w10="urn:schemas-microsoft-com:office:word" xmlns:w="http://schemas.openxmlformats.org/wordprocessingml/2006/main" xmlns:w14="http://schemas.microsoft.com/office/word/2010/wordml" xmlns:w15="http://schemas.microsoft.com/office/word/2012/wordml" xmlns:w16cex="http://schemas.microsoft.com/office/word/2018/wordml/cex" xmlns:w16cid="http://schemas.microsoft.com/office/word/2016/wordml/cid" xmlns:w16="http://schemas.microsoft.com/office/word/2018/wordml" xmlns:w16du="http://schemas.microsoft.com/office/word/2023/wordml/word16du" xmlns:w16sdtdh="http://schemas.microsoft.com/office/word/2020/wordml/sdtdatahash" xmlns:w16se="http://schemas.microsoft.com/office/word/2015/wordml/symex" xmlns:wpg="http://schemas.microsoft.com/office/word/2010/wordprocessingGroup" xmlns:wpi="http://schemas.microsoft.com/office/word/2010/wordprocessingInk" xmlns:wne="http://schemas.microsoft.com/office/word/2006/wordml" xmlns:wps="http://schemas.microsoft.com/office/word/2010/wordprocessingShape" mc:Ignorable="w14 w15 w16se w16cid w16 w16cex w16sdtdh w16du wp14">
   <w:body>
     <w:p>
       <w:pPr>
@@ -17,7 +17,7 @@
           <w:lang w:eastAsia="it-IT"/>
         </w:rPr>
         <w:drawing>
-          <wp:anchor distT="0" distB="0" distL="114300" distR="114300" simplePos="0" relativeHeight="251662336" behindDoc="0" locked="0" layoutInCell="1" allowOverlap="1" wp14:anchorId="0D0A2D51" wp14:editId="34700BC2">
+          <wp:anchor distT="0" distB="0" distL="114300" distR="114300" simplePos="0" relativeHeight="251662336" behindDoc="0" locked="0" layoutInCell="1" allowOverlap="1" wp14:anchorId="0D0A2D51" wp14:editId="3F630F34">
             <wp:simplePos x="0" y="0"/>
             <wp:positionH relativeFrom="margin">
               <wp:align>left</wp:align>
@@ -70,6 +70,9 @@
                 </pic:pic>
               </a:graphicData>
             </a:graphic>
+            <wp14:sizeRelH relativeFrom="margin">
+              <wp14:pctWidth>0</wp14:pctWidth>
+            </wp14:sizeRelH>
             <wp14:sizeRelV relativeFrom="margin">
               <wp14:pctHeight>0</wp14:pctHeight>
             </wp14:sizeRelV>
@@ -83,6 +86,7 @@
         </w:rPr>
         <w:t>"</w:t>
       </w:r>
+      <w:proofErr w:type="spellStart"/>
       <w:r>
         <w:rPr>
           <w:b/>
@@ -110,6 +114,7 @@
         </w:rPr>
         <w:t>no</w:t>
       </w:r>
+      <w:proofErr w:type="spellEnd"/>
       <w:r>
         <w:rPr>
           <w:sz w:val="36"/>
@@ -1303,7 +1308,7 @@
           <w:szCs w:val="36"/>
         </w:rPr>
         <w:drawing>
-          <wp:anchor distT="0" distB="0" distL="114300" distR="114300" simplePos="0" relativeHeight="251664384" behindDoc="1" locked="0" layoutInCell="1" allowOverlap="1" wp14:anchorId="4A9681E2" wp14:editId="4B0DA6AA">
+          <wp:anchor distT="0" distB="0" distL="114300" distR="114300" simplePos="0" relativeHeight="251664384" behindDoc="1" locked="0" layoutInCell="1" allowOverlap="1" wp14:anchorId="4A9681E2" wp14:editId="0B64D028">
             <wp:simplePos x="0" y="0"/>
             <wp:positionH relativeFrom="column">
               <wp:posOffset>7886700</wp:posOffset>
@@ -1380,7 +1385,7 @@
           <w:lang w:eastAsia="it-IT"/>
         </w:rPr>
         <w:drawing>
-          <wp:anchor distT="0" distB="0" distL="114300" distR="114300" simplePos="0" relativeHeight="251660288" behindDoc="1" locked="0" layoutInCell="1" allowOverlap="1" wp14:anchorId="79152138" wp14:editId="3AA86C09">
+          <wp:anchor distT="0" distB="0" distL="114300" distR="114300" simplePos="0" relativeHeight="251660288" behindDoc="1" locked="0" layoutInCell="1" allowOverlap="1" wp14:anchorId="79152138" wp14:editId="43D15C1F">
             <wp:simplePos x="0" y="0"/>
             <wp:positionH relativeFrom="column">
               <wp:posOffset>2733675</wp:posOffset>
@@ -1457,7 +1462,7 @@
           <w:lang w:eastAsia="it-IT"/>
         </w:rPr>
         <w:drawing>
-          <wp:anchor distT="0" distB="0" distL="114300" distR="114300" simplePos="0" relativeHeight="251661312" behindDoc="0" locked="0" layoutInCell="1" allowOverlap="1" wp14:anchorId="6A457780" wp14:editId="0606485D">
+          <wp:anchor distT="0" distB="0" distL="114300" distR="114300" simplePos="0" relativeHeight="251661312" behindDoc="0" locked="0" layoutInCell="1" allowOverlap="1" wp14:anchorId="6A457780" wp14:editId="77294E87">
             <wp:simplePos x="0" y="0"/>
             <wp:positionH relativeFrom="column">
               <wp:posOffset>5295900</wp:posOffset>
@@ -1526,7 +1531,7 @@
           <w:szCs w:val="36"/>
         </w:rPr>
         <w:drawing>
-          <wp:anchor distT="0" distB="0" distL="114300" distR="114300" simplePos="0" relativeHeight="251663360" behindDoc="1" locked="0" layoutInCell="1" allowOverlap="1" wp14:anchorId="3A12C99D" wp14:editId="45F76C38">
+          <wp:anchor distT="0" distB="0" distL="114300" distR="114300" simplePos="0" relativeHeight="251663360" behindDoc="1" locked="0" layoutInCell="1" allowOverlap="1" wp14:anchorId="3A12C99D" wp14:editId="4F571F0B">
             <wp:simplePos x="0" y="0"/>
             <wp:positionH relativeFrom="margin">
               <wp:posOffset>9525</wp:posOffset>
@@ -1725,7 +1730,7 @@
 </file>
 
 <file path=word/styles.xml><?xml version="1.0" encoding="utf-8"?>
-<w:styles xmlns:mc="http://schemas.openxmlformats.org/markup-compatibility/2006" xmlns:r="http://schemas.openxmlformats.org/officeDocument/2006/relationships" xmlns:w="http://schemas.openxmlformats.org/wordprocessingml/2006/main" xmlns:w14="http://schemas.microsoft.com/office/word/2010/wordml" xmlns:w15="http://schemas.microsoft.com/office/word/2012/wordml" xmlns:w16cex="http://schemas.microsoft.com/office/word/2018/wordml/cex" xmlns:w16cid="http://schemas.microsoft.com/office/word/2016/wordml/cid" xmlns:w16="http://schemas.microsoft.com/office/word/2018/wordml" xmlns:w16sdtdh="http://schemas.microsoft.com/office/word/2020/wordml/sdtdatahash" xmlns:w16se="http://schemas.microsoft.com/office/word/2015/wordml/symex" mc:Ignorable="w14 w15 w16se w16cid w16 w16cex w16sdtdh">
+<w:styles xmlns:mc="http://schemas.openxmlformats.org/markup-compatibility/2006" xmlns:r="http://schemas.openxmlformats.org/officeDocument/2006/relationships" xmlns:w="http://schemas.openxmlformats.org/wordprocessingml/2006/main" xmlns:w14="http://schemas.microsoft.com/office/word/2010/wordml" xmlns:w15="http://schemas.microsoft.com/office/word/2012/wordml" xmlns:w16cex="http://schemas.microsoft.com/office/word/2018/wordml/cex" xmlns:w16cid="http://schemas.microsoft.com/office/word/2016/wordml/cid" xmlns:w16="http://schemas.microsoft.com/office/word/2018/wordml" xmlns:w16du="http://schemas.microsoft.com/office/word/2023/wordml/word16du" xmlns:w16sdtdh="http://schemas.microsoft.com/office/word/2020/wordml/sdtdatahash" xmlns:w16se="http://schemas.microsoft.com/office/word/2015/wordml/symex" mc:Ignorable="w14 w15 w16se w16cid w16 w16cex w16sdtdh w16du">
   <w:docDefaults>
     <w:rPrDefault>
       <w:rPr>
